--- a/PRESTAMOS_MONKEX_Documentcion.docx
+++ b/PRESTAMOS_MONKEX_Documentcion.docx
@@ -250,328 +250,1170 @@
         <w:t>06/03/2026</w:t>
       </w:r>
     </w:p>
+    <w:sdt>
+      <w:sdtPr>
+        <w:rPr>
+          <w:lang w:val="es-ES"/>
+        </w:rPr>
+        <w:id w:val="690027833"/>
+        <w:docPartObj>
+          <w:docPartGallery w:val="Table of Contents"/>
+          <w:docPartUnique/>
+        </w:docPartObj>
+      </w:sdtPr>
+      <w:sdtEndPr>
+        <w:rPr>
+          <w:rFonts w:asciiTheme="minorHAnsi" w:eastAsiaTheme="minorHAnsi" w:hAnsiTheme="minorHAnsi" w:cstheme="minorBidi"/>
+          <w:b/>
+          <w:bCs/>
+          <w:color w:val="auto"/>
+          <w:kern w:val="2"/>
+          <w:sz w:val="24"/>
+          <w:szCs w:val="24"/>
+          <w:lang w:eastAsia="en-US"/>
+          <w14:ligatures w14:val="standardContextual"/>
+        </w:rPr>
+      </w:sdtEndPr>
+      <w:sdtContent>
+        <w:p>
+          <w:pPr>
+            <w:pStyle w:val="TtuloTDC"/>
+          </w:pPr>
+          <w:r>
+            <w:rPr>
+              <w:lang w:val="es-ES"/>
+            </w:rPr>
+            <w:t>Contenido</w:t>
+          </w:r>
+        </w:p>
+        <w:p>
+          <w:pPr>
+            <w:pStyle w:val="TDC1"/>
+            <w:tabs>
+              <w:tab w:val="right" w:leader="dot" w:pos="8828"/>
+            </w:tabs>
+            <w:rPr>
+              <w:rFonts w:eastAsiaTheme="minorEastAsia"/>
+              <w:noProof/>
+              <w:lang w:eastAsia="es-CO"/>
+            </w:rPr>
+          </w:pPr>
+          <w:r>
+            <w:fldChar w:fldCharType="begin"/>
+          </w:r>
+          <w:r>
+            <w:instrText xml:space="preserve"> TOC \o "1-3" \h \z \u </w:instrText>
+          </w:r>
+          <w:r>
+            <w:fldChar w:fldCharType="separate"/>
+          </w:r>
+          <w:hyperlink w:anchor="_Toc224287411" w:history="1">
+            <w:r>
+              <w:rPr>
+                <w:rStyle w:val="Hipervnculo"/>
+                <w:noProof/>
+                <w:lang w:val="es-ES"/>
+              </w:rPr>
+              <w:t>Introducción</w:t>
+            </w:r>
+            <w:r>
+              <w:rPr>
+                <w:noProof/>
+                <w:webHidden/>
+              </w:rPr>
+              <w:tab/>
+            </w:r>
+            <w:r>
+              <w:rPr>
+                <w:noProof/>
+                <w:webHidden/>
+              </w:rPr>
+              <w:fldChar w:fldCharType="begin"/>
+            </w:r>
+            <w:r>
+              <w:rPr>
+                <w:noProof/>
+                <w:webHidden/>
+              </w:rPr>
+              <w:instrText xml:space="preserve"> PAGEREF _Toc224287411 \h </w:instrText>
+            </w:r>
+            <w:r>
+              <w:rPr>
+                <w:noProof/>
+                <w:webHidden/>
+              </w:rPr>
+            </w:r>
+            <w:r>
+              <w:rPr>
+                <w:noProof/>
+                <w:webHidden/>
+              </w:rPr>
+              <w:fldChar w:fldCharType="separate"/>
+            </w:r>
+            <w:r>
+              <w:rPr>
+                <w:noProof/>
+                <w:webHidden/>
+              </w:rPr>
+              <w:t>2</w:t>
+            </w:r>
+            <w:r>
+              <w:rPr>
+                <w:noProof/>
+                <w:webHidden/>
+              </w:rPr>
+              <w:fldChar w:fldCharType="end"/>
+            </w:r>
+          </w:hyperlink>
+        </w:p>
+        <w:p>
+          <w:pPr>
+            <w:pStyle w:val="TDC1"/>
+            <w:tabs>
+              <w:tab w:val="right" w:leader="dot" w:pos="8828"/>
+            </w:tabs>
+            <w:rPr>
+              <w:rFonts w:eastAsiaTheme="minorEastAsia"/>
+              <w:noProof/>
+              <w:lang w:eastAsia="es-CO"/>
+            </w:rPr>
+          </w:pPr>
+          <w:hyperlink w:anchor="_Toc224287412" w:history="1">
+            <w:r>
+              <w:rPr>
+                <w:rStyle w:val="Hipervnculo"/>
+                <w:noProof/>
+                <w:lang w:val="es-ES"/>
+              </w:rPr>
+              <w:t>Justificación</w:t>
+            </w:r>
+            <w:r>
+              <w:rPr>
+                <w:noProof/>
+                <w:webHidden/>
+              </w:rPr>
+              <w:tab/>
+            </w:r>
+            <w:r>
+              <w:rPr>
+                <w:noProof/>
+                <w:webHidden/>
+              </w:rPr>
+              <w:fldChar w:fldCharType="begin"/>
+            </w:r>
+            <w:r>
+              <w:rPr>
+                <w:noProof/>
+                <w:webHidden/>
+              </w:rPr>
+              <w:instrText xml:space="preserve"> PAGEREF _Toc224287412 \h </w:instrText>
+            </w:r>
+            <w:r>
+              <w:rPr>
+                <w:noProof/>
+                <w:webHidden/>
+              </w:rPr>
+            </w:r>
+            <w:r>
+              <w:rPr>
+                <w:noProof/>
+                <w:webHidden/>
+              </w:rPr>
+              <w:fldChar w:fldCharType="separate"/>
+            </w:r>
+            <w:r>
+              <w:rPr>
+                <w:noProof/>
+                <w:webHidden/>
+              </w:rPr>
+              <w:t>2</w:t>
+            </w:r>
+            <w:r>
+              <w:rPr>
+                <w:noProof/>
+                <w:webHidden/>
+              </w:rPr>
+              <w:fldChar w:fldCharType="end"/>
+            </w:r>
+          </w:hyperlink>
+        </w:p>
+        <w:p>
+          <w:pPr>
+            <w:pStyle w:val="TDC1"/>
+            <w:tabs>
+              <w:tab w:val="right" w:leader="dot" w:pos="8828"/>
+            </w:tabs>
+            <w:rPr>
+              <w:rFonts w:eastAsiaTheme="minorEastAsia"/>
+              <w:noProof/>
+              <w:lang w:eastAsia="es-CO"/>
+            </w:rPr>
+          </w:pPr>
+          <w:hyperlink w:anchor="_Toc224287413" w:history="1">
+            <w:r>
+              <w:rPr>
+                <w:rStyle w:val="Hipervnculo"/>
+                <w:noProof/>
+                <w:lang w:val="es-ES"/>
+              </w:rPr>
+              <w:t>Definición del Problema</w:t>
+            </w:r>
+            <w:r>
+              <w:rPr>
+                <w:noProof/>
+                <w:webHidden/>
+              </w:rPr>
+              <w:tab/>
+            </w:r>
+            <w:r>
+              <w:rPr>
+                <w:noProof/>
+                <w:webHidden/>
+              </w:rPr>
+              <w:fldChar w:fldCharType="begin"/>
+            </w:r>
+            <w:r>
+              <w:rPr>
+                <w:noProof/>
+                <w:webHidden/>
+              </w:rPr>
+              <w:instrText xml:space="preserve"> PAGEREF _Toc224287413 \h </w:instrText>
+            </w:r>
+            <w:r>
+              <w:rPr>
+                <w:noProof/>
+                <w:webHidden/>
+              </w:rPr>
+            </w:r>
+            <w:r>
+              <w:rPr>
+                <w:noProof/>
+                <w:webHidden/>
+              </w:rPr>
+              <w:fldChar w:fldCharType="separate"/>
+            </w:r>
+            <w:r>
+              <w:rPr>
+                <w:noProof/>
+                <w:webHidden/>
+              </w:rPr>
+              <w:t>2</w:t>
+            </w:r>
+            <w:r>
+              <w:rPr>
+                <w:noProof/>
+                <w:webHidden/>
+              </w:rPr>
+              <w:fldChar w:fldCharType="end"/>
+            </w:r>
+          </w:hyperlink>
+        </w:p>
+        <w:p>
+          <w:pPr>
+            <w:pStyle w:val="TDC1"/>
+            <w:tabs>
+              <w:tab w:val="right" w:leader="dot" w:pos="8828"/>
+            </w:tabs>
+            <w:rPr>
+              <w:rFonts w:eastAsiaTheme="minorEastAsia"/>
+              <w:noProof/>
+              <w:lang w:eastAsia="es-CO"/>
+            </w:rPr>
+          </w:pPr>
+          <w:hyperlink w:anchor="_Toc224287414" w:history="1">
+            <w:r>
+              <w:rPr>
+                <w:rStyle w:val="Hipervnculo"/>
+                <w:noProof/>
+                <w:lang w:val="es-ES"/>
+              </w:rPr>
+              <w:t>Contexto</w:t>
+            </w:r>
+            <w:r>
+              <w:rPr>
+                <w:noProof/>
+                <w:webHidden/>
+              </w:rPr>
+              <w:tab/>
+            </w:r>
+            <w:r>
+              <w:rPr>
+                <w:noProof/>
+                <w:webHidden/>
+              </w:rPr>
+              <w:fldChar w:fldCharType="begin"/>
+            </w:r>
+            <w:r>
+              <w:rPr>
+                <w:noProof/>
+                <w:webHidden/>
+              </w:rPr>
+              <w:instrText xml:space="preserve"> PAGEREF _Toc224287414 \h </w:instrText>
+            </w:r>
+            <w:r>
+              <w:rPr>
+                <w:noProof/>
+                <w:webHidden/>
+              </w:rPr>
+            </w:r>
+            <w:r>
+              <w:rPr>
+                <w:noProof/>
+                <w:webHidden/>
+              </w:rPr>
+              <w:fldChar w:fldCharType="separate"/>
+            </w:r>
+            <w:r>
+              <w:rPr>
+                <w:noProof/>
+                <w:webHidden/>
+              </w:rPr>
+              <w:t>2</w:t>
+            </w:r>
+            <w:r>
+              <w:rPr>
+                <w:noProof/>
+                <w:webHidden/>
+              </w:rPr>
+              <w:fldChar w:fldCharType="end"/>
+            </w:r>
+          </w:hyperlink>
+        </w:p>
+        <w:p>
+          <w:pPr>
+            <w:pStyle w:val="TDC1"/>
+            <w:tabs>
+              <w:tab w:val="right" w:leader="dot" w:pos="8828"/>
+            </w:tabs>
+            <w:rPr>
+              <w:rFonts w:eastAsiaTheme="minorEastAsia"/>
+              <w:noProof/>
+              <w:lang w:eastAsia="es-CO"/>
+            </w:rPr>
+          </w:pPr>
+          <w:hyperlink w:anchor="_Toc224287415" w:history="1">
+            <w:r>
+              <w:rPr>
+                <w:rStyle w:val="Hipervnculo"/>
+                <w:noProof/>
+                <w:lang w:val="es-ES"/>
+              </w:rPr>
+              <w:t>Objetivo</w:t>
+            </w:r>
+            <w:r>
+              <w:rPr>
+                <w:noProof/>
+                <w:webHidden/>
+              </w:rPr>
+              <w:tab/>
+            </w:r>
+            <w:r>
+              <w:rPr>
+                <w:noProof/>
+                <w:webHidden/>
+              </w:rPr>
+              <w:fldChar w:fldCharType="begin"/>
+            </w:r>
+            <w:r>
+              <w:rPr>
+                <w:noProof/>
+                <w:webHidden/>
+              </w:rPr>
+              <w:instrText xml:space="preserve"> PAGEREF _Toc224287415 \h </w:instrText>
+            </w:r>
+            <w:r>
+              <w:rPr>
+                <w:noProof/>
+                <w:webHidden/>
+              </w:rPr>
+            </w:r>
+            <w:r>
+              <w:rPr>
+                <w:noProof/>
+                <w:webHidden/>
+              </w:rPr>
+              <w:fldChar w:fldCharType="separate"/>
+            </w:r>
+            <w:r>
+              <w:rPr>
+                <w:noProof/>
+                <w:webHidden/>
+              </w:rPr>
+              <w:t>2</w:t>
+            </w:r>
+            <w:r>
+              <w:rPr>
+                <w:noProof/>
+                <w:webHidden/>
+              </w:rPr>
+              <w:fldChar w:fldCharType="end"/>
+            </w:r>
+          </w:hyperlink>
+        </w:p>
+        <w:p>
+          <w:pPr>
+            <w:pStyle w:val="TDC1"/>
+            <w:tabs>
+              <w:tab w:val="right" w:leader="dot" w:pos="8828"/>
+            </w:tabs>
+            <w:rPr>
+              <w:rFonts w:eastAsiaTheme="minorEastAsia"/>
+              <w:noProof/>
+              <w:lang w:eastAsia="es-CO"/>
+            </w:rPr>
+          </w:pPr>
+          <w:hyperlink w:anchor="_Toc224287416" w:history="1">
+            <w:r>
+              <w:rPr>
+                <w:rStyle w:val="Hipervnculo"/>
+                <w:noProof/>
+                <w:lang w:val="es-ES"/>
+              </w:rPr>
+              <w:t>Objetivos especificos</w:t>
+            </w:r>
+            <w:r>
+              <w:rPr>
+                <w:noProof/>
+                <w:webHidden/>
+              </w:rPr>
+              <w:tab/>
+            </w:r>
+            <w:r>
+              <w:rPr>
+                <w:noProof/>
+                <w:webHidden/>
+              </w:rPr>
+              <w:fldChar w:fldCharType="begin"/>
+            </w:r>
+            <w:r>
+              <w:rPr>
+                <w:noProof/>
+                <w:webHidden/>
+              </w:rPr>
+              <w:instrText xml:space="preserve"> PAGEREF _Toc224287416 \h </w:instrText>
+            </w:r>
+            <w:r>
+              <w:rPr>
+                <w:noProof/>
+                <w:webHidden/>
+              </w:rPr>
+            </w:r>
+            <w:r>
+              <w:rPr>
+                <w:noProof/>
+                <w:webHidden/>
+              </w:rPr>
+              <w:fldChar w:fldCharType="separate"/>
+            </w:r>
+            <w:r>
+              <w:rPr>
+                <w:noProof/>
+                <w:webHidden/>
+              </w:rPr>
+              <w:t>2</w:t>
+            </w:r>
+            <w:r>
+              <w:rPr>
+                <w:noProof/>
+                <w:webHidden/>
+              </w:rPr>
+              <w:fldChar w:fldCharType="end"/>
+            </w:r>
+          </w:hyperlink>
+        </w:p>
+        <w:p>
+          <w:pPr>
+            <w:pStyle w:val="TDC1"/>
+            <w:tabs>
+              <w:tab w:val="right" w:leader="dot" w:pos="8828"/>
+            </w:tabs>
+            <w:rPr>
+              <w:rFonts w:eastAsiaTheme="minorEastAsia"/>
+              <w:noProof/>
+              <w:lang w:eastAsia="es-CO"/>
+            </w:rPr>
+          </w:pPr>
+          <w:hyperlink w:anchor="_Toc224287417" w:history="1">
+            <w:r>
+              <w:rPr>
+                <w:rStyle w:val="Hipervnculo"/>
+                <w:noProof/>
+                <w:lang w:val="es-ES"/>
+              </w:rPr>
+              <w:t>Diagrama de flujo</w:t>
+            </w:r>
+            <w:r>
+              <w:rPr>
+                <w:noProof/>
+                <w:webHidden/>
+              </w:rPr>
+              <w:tab/>
+            </w:r>
+            <w:r>
+              <w:rPr>
+                <w:noProof/>
+                <w:webHidden/>
+              </w:rPr>
+              <w:fldChar w:fldCharType="begin"/>
+            </w:r>
+            <w:r>
+              <w:rPr>
+                <w:noProof/>
+                <w:webHidden/>
+              </w:rPr>
+              <w:instrText xml:space="preserve"> PAGEREF _Toc224287417 \h </w:instrText>
+            </w:r>
+            <w:r>
+              <w:rPr>
+                <w:noProof/>
+                <w:webHidden/>
+              </w:rPr>
+            </w:r>
+            <w:r>
+              <w:rPr>
+                <w:noProof/>
+                <w:webHidden/>
+              </w:rPr>
+              <w:fldChar w:fldCharType="separate"/>
+            </w:r>
+            <w:r>
+              <w:rPr>
+                <w:noProof/>
+                <w:webHidden/>
+              </w:rPr>
+              <w:t>4</w:t>
+            </w:r>
+            <w:r>
+              <w:rPr>
+                <w:noProof/>
+                <w:webHidden/>
+              </w:rPr>
+              <w:fldChar w:fldCharType="end"/>
+            </w:r>
+          </w:hyperlink>
+        </w:p>
+        <w:p>
+          <w:pPr>
+            <w:pStyle w:val="TDC1"/>
+            <w:tabs>
+              <w:tab w:val="right" w:leader="dot" w:pos="8828"/>
+            </w:tabs>
+            <w:rPr>
+              <w:rFonts w:eastAsiaTheme="minorEastAsia"/>
+              <w:noProof/>
+              <w:lang w:eastAsia="es-CO"/>
+            </w:rPr>
+          </w:pPr>
+          <w:hyperlink w:anchor="_Toc224287418" w:history="1">
+            <w:r>
+              <w:rPr>
+                <w:rStyle w:val="Hipervnculo"/>
+                <w:noProof/>
+                <w:lang w:val="es-ES"/>
+              </w:rPr>
+              <w:t>Conclusión</w:t>
+            </w:r>
+            <w:r>
+              <w:rPr>
+                <w:noProof/>
+                <w:webHidden/>
+              </w:rPr>
+              <w:tab/>
+            </w:r>
+            <w:r>
+              <w:rPr>
+                <w:noProof/>
+                <w:webHidden/>
+              </w:rPr>
+              <w:fldChar w:fldCharType="begin"/>
+            </w:r>
+            <w:r>
+              <w:rPr>
+                <w:noProof/>
+                <w:webHidden/>
+              </w:rPr>
+              <w:instrText xml:space="preserve"> PAGEREF _Toc224287418 \h </w:instrText>
+            </w:r>
+            <w:r>
+              <w:rPr>
+                <w:noProof/>
+                <w:webHidden/>
+              </w:rPr>
+            </w:r>
+            <w:r>
+              <w:rPr>
+                <w:noProof/>
+                <w:webHidden/>
+              </w:rPr>
+              <w:fldChar w:fldCharType="separate"/>
+            </w:r>
+            <w:r>
+              <w:rPr>
+                <w:noProof/>
+                <w:webHidden/>
+              </w:rPr>
+              <w:t>5</w:t>
+            </w:r>
+            <w:r>
+              <w:rPr>
+                <w:noProof/>
+                <w:webHidden/>
+              </w:rPr>
+              <w:fldChar w:fldCharType="end"/>
+            </w:r>
+          </w:hyperlink>
+        </w:p>
+        <w:p>
+          <w:pPr>
+            <w:pStyle w:val="TDC1"/>
+            <w:tabs>
+              <w:tab w:val="right" w:leader="dot" w:pos="8828"/>
+            </w:tabs>
+            <w:rPr>
+              <w:rFonts w:eastAsiaTheme="minorEastAsia"/>
+              <w:noProof/>
+              <w:lang w:eastAsia="es-CO"/>
+            </w:rPr>
+          </w:pPr>
+          <w:hyperlink w:anchor="_Toc224287419" w:history="1">
+            <w:r>
+              <w:rPr>
+                <w:rStyle w:val="Hipervnculo"/>
+                <w:noProof/>
+                <w:lang w:val="es-ES"/>
+              </w:rPr>
+              <w:t>Reglas de negocio</w:t>
+            </w:r>
+            <w:r>
+              <w:rPr>
+                <w:noProof/>
+                <w:webHidden/>
+              </w:rPr>
+              <w:tab/>
+            </w:r>
+            <w:r>
+              <w:rPr>
+                <w:noProof/>
+                <w:webHidden/>
+              </w:rPr>
+              <w:fldChar w:fldCharType="begin"/>
+            </w:r>
+            <w:r>
+              <w:rPr>
+                <w:noProof/>
+                <w:webHidden/>
+              </w:rPr>
+              <w:instrText xml:space="preserve"> PAGEREF _Toc224287419 \h </w:instrText>
+            </w:r>
+            <w:r>
+              <w:rPr>
+                <w:noProof/>
+                <w:webHidden/>
+              </w:rPr>
+            </w:r>
+            <w:r>
+              <w:rPr>
+                <w:noProof/>
+                <w:webHidden/>
+              </w:rPr>
+              <w:fldChar w:fldCharType="separate"/>
+            </w:r>
+            <w:r>
+              <w:rPr>
+                <w:noProof/>
+                <w:webHidden/>
+              </w:rPr>
+              <w:t>5</w:t>
+            </w:r>
+            <w:r>
+              <w:rPr>
+                <w:noProof/>
+                <w:webHidden/>
+              </w:rPr>
+              <w:fldChar w:fldCharType="end"/>
+            </w:r>
+          </w:hyperlink>
+        </w:p>
+        <w:p>
+          <w:pPr>
+            <w:pStyle w:val="TDC1"/>
+            <w:tabs>
+              <w:tab w:val="right" w:leader="dot" w:pos="8828"/>
+            </w:tabs>
+            <w:rPr>
+              <w:rFonts w:eastAsiaTheme="minorEastAsia"/>
+              <w:noProof/>
+              <w:lang w:eastAsia="es-CO"/>
+            </w:rPr>
+          </w:pPr>
+          <w:hyperlink w:anchor="_Toc224287420" w:history="1">
+            <w:r>
+              <w:rPr>
+                <w:rStyle w:val="Hipervnculo"/>
+                <w:noProof/>
+              </w:rPr>
+              <w:t>VARIABLES</w:t>
+            </w:r>
+            <w:r>
+              <w:rPr>
+                <w:noProof/>
+                <w:webHidden/>
+              </w:rPr>
+              <w:tab/>
+            </w:r>
+            <w:r>
+              <w:rPr>
+                <w:noProof/>
+                <w:webHidden/>
+              </w:rPr>
+              <w:fldChar w:fldCharType="begin"/>
+            </w:r>
+            <w:r>
+              <w:rPr>
+                <w:noProof/>
+                <w:webHidden/>
+              </w:rPr>
+              <w:instrText xml:space="preserve"> PAGEREF _Toc224287420 \h </w:instrText>
+            </w:r>
+            <w:r>
+              <w:rPr>
+                <w:noProof/>
+                <w:webHidden/>
+              </w:rPr>
+            </w:r>
+            <w:r>
+              <w:rPr>
+                <w:noProof/>
+                <w:webHidden/>
+              </w:rPr>
+              <w:fldChar w:fldCharType="separate"/>
+            </w:r>
+            <w:r>
+              <w:rPr>
+                <w:noProof/>
+                <w:webHidden/>
+              </w:rPr>
+              <w:t>6</w:t>
+            </w:r>
+            <w:r>
+              <w:rPr>
+                <w:noProof/>
+                <w:webHidden/>
+              </w:rPr>
+              <w:fldChar w:fldCharType="end"/>
+            </w:r>
+          </w:hyperlink>
+        </w:p>
+        <w:p>
+          <w:r>
+            <w:rPr>
+              <w:b/>
+              <w:bCs/>
+              <w:lang w:val="es-ES"/>
+            </w:rPr>
+            <w:fldChar w:fldCharType="end"/>
+          </w:r>
+        </w:p>
+      </w:sdtContent>
+    </w:sdt>
+    <w:p>
+      <w:pPr>
+        <w:rPr>
+          <w:lang w:val="es-ES"/>
+        </w:rPr>
+      </w:pPr>
+    </w:p>
+    <w:p>
+      <w:pPr>
+        <w:rPr>
+          <w:lang w:val="es-ES"/>
+        </w:rPr>
+      </w:pPr>
+    </w:p>
+    <w:p>
+      <w:pPr>
+        <w:rPr>
+          <w:lang w:val="es-ES"/>
+        </w:rPr>
+      </w:pPr>
+    </w:p>
+    <w:p>
+      <w:pPr>
+        <w:rPr>
+          <w:lang w:val="es-ES"/>
+        </w:rPr>
+      </w:pPr>
+    </w:p>
+    <w:p>
+      <w:pPr>
+        <w:rPr>
+          <w:lang w:val="es-ES"/>
+        </w:rPr>
+      </w:pPr>
+    </w:p>
+    <w:p>
+      <w:pPr>
+        <w:rPr>
+          <w:lang w:val="es-ES"/>
+        </w:rPr>
+      </w:pPr>
+    </w:p>
+    <w:p>
+      <w:pPr>
+        <w:rPr>
+          <w:lang w:val="es-ES"/>
+        </w:rPr>
+      </w:pPr>
+    </w:p>
+    <w:p>
+      <w:pPr>
+        <w:rPr>
+          <w:lang w:val="es-ES"/>
+        </w:rPr>
+      </w:pPr>
+    </w:p>
+    <w:p>
+      <w:pPr>
+        <w:rPr>
+          <w:lang w:val="es-ES"/>
+        </w:rPr>
+      </w:pPr>
+    </w:p>
+    <w:p>
+      <w:pPr>
+        <w:rPr>
+          <w:lang w:val="es-ES"/>
+        </w:rPr>
+      </w:pPr>
+    </w:p>
+    <w:p>
+      <w:pPr>
+        <w:rPr>
+          <w:lang w:val="es-ES"/>
+        </w:rPr>
+      </w:pPr>
+    </w:p>
+    <w:p>
+      <w:pPr>
+        <w:rPr>
+          <w:lang w:val="es-ES"/>
+        </w:rPr>
+      </w:pPr>
+    </w:p>
+    <w:p>
+      <w:pPr>
+        <w:rPr>
+          <w:lang w:val="es-ES"/>
+        </w:rPr>
+      </w:pPr>
+    </w:p>
+    <w:p>
+      <w:pPr>
+        <w:pStyle w:val="Ttulo1"/>
+        <w:rPr>
+          <w:lang w:val="es-ES"/>
+        </w:rPr>
+      </w:pPr>
+      <w:bookmarkStart w:id="0" w:name="_Toc224287411"/>
+      <w:r>
+        <w:rPr>
+          <w:lang w:val="es-ES"/>
+        </w:rPr>
+        <w:lastRenderedPageBreak/>
+        <w:t>Introducción</w:t>
+      </w:r>
+      <w:bookmarkEnd w:id="0"/>
+    </w:p>
+    <w:p>
+      <w:pPr>
+        <w:rPr>
+          <w:lang w:val="es-ES"/>
+        </w:rPr>
+      </w:pPr>
+      <w:r>
+        <w:rPr>
+          <w:lang w:val="es-ES"/>
+        </w:rPr>
+        <w:t>Este un proyecto que actúa como filtro para determinar si una persona es apta o no, para recibir un préstamo, basándose en los ingresos de esta persona.</w:t>
+      </w:r>
+    </w:p>
+    <w:p>
+      <w:pPr>
+        <w:pStyle w:val="Ttulo1"/>
+        <w:rPr>
+          <w:lang w:val="es-ES"/>
+        </w:rPr>
+      </w:pPr>
+      <w:bookmarkStart w:id="1" w:name="_Toc224287412"/>
+      <w:r>
+        <w:rPr>
+          <w:lang w:val="es-ES"/>
+        </w:rPr>
+        <w:t>Justificación</w:t>
+      </w:r>
+      <w:bookmarkEnd w:id="1"/>
+    </w:p>
+    <w:p>
+      <w:pPr>
+        <w:rPr>
+          <w:lang w:val="es-ES"/>
+        </w:rPr>
+      </w:pPr>
+      <w:r>
+        <w:rPr>
+          <w:lang w:val="es-ES"/>
+        </w:rPr>
+        <w:t>La automatización de un sistema evita que haya la posibilidad de un error humano, así como también evita que por alguna ocasión se salga de las reglas.</w:t>
+      </w:r>
+    </w:p>
+    <w:p>
+      <w:pPr>
+        <w:pStyle w:val="Ttulo1"/>
+        <w:rPr>
+          <w:lang w:val="es-ES"/>
+        </w:rPr>
+      </w:pPr>
+      <w:bookmarkStart w:id="2" w:name="_Toc224287413"/>
+      <w:r>
+        <w:rPr>
+          <w:lang w:val="es-ES"/>
+        </w:rPr>
+        <w:t>Definición del Problema</w:t>
+      </w:r>
+      <w:bookmarkEnd w:id="2"/>
+    </w:p>
+    <w:p>
+      <w:pPr>
+        <w:rPr>
+          <w:lang w:val="es-ES"/>
+        </w:rPr>
+      </w:pPr>
+      <w:r>
+        <w:rPr>
+          <w:lang w:val="es-ES"/>
+        </w:rPr>
+        <w:t>Un banco actualmente necesita tener mas rapidez a la hora de aceptar un préstamo o no hacerlo, ya que, empezó a tener demasiadas solicitudes en muy poco tiempo, también evitar sobreendeudamiento (cuando un préstamo es muy superior al salario mensual de la persona), porque aumenta el riesgo de que la persona no pague.</w:t>
+      </w:r>
+    </w:p>
+    <w:p>
+      <w:pPr>
+        <w:pStyle w:val="Ttulo1"/>
+        <w:rPr>
+          <w:lang w:val="es-ES"/>
+        </w:rPr>
+      </w:pPr>
+      <w:bookmarkStart w:id="3" w:name="_Toc224287414"/>
+      <w:r>
+        <w:rPr>
+          <w:lang w:val="es-ES"/>
+        </w:rPr>
+        <w:t>Contexto</w:t>
+      </w:r>
+      <w:bookmarkEnd w:id="3"/>
+    </w:p>
+    <w:p>
+      <w:pPr>
+        <w:rPr>
+          <w:lang w:val="es-ES"/>
+        </w:rPr>
+      </w:pPr>
+      <w:r>
+        <w:rPr>
+          <w:lang w:val="es-ES"/>
+        </w:rPr>
+        <w:t>El software se basa en atención al cliente, se reciben datos financieros básicos para lograr una respuesta instantánea de aprobación o rechazo.</w:t>
+      </w:r>
+    </w:p>
+    <w:p>
+      <w:pPr>
+        <w:pStyle w:val="Ttulo1"/>
+        <w:rPr>
+          <w:lang w:val="es-ES"/>
+        </w:rPr>
+      </w:pPr>
+      <w:bookmarkStart w:id="4" w:name="_Toc224287415"/>
+      <w:r>
+        <w:rPr>
+          <w:lang w:val="es-ES"/>
+        </w:rPr>
+        <w:t>Objetivo</w:t>
+      </w:r>
+      <w:bookmarkEnd w:id="4"/>
+    </w:p>
+    <w:p>
+      <w:pPr>
+        <w:rPr>
+          <w:lang w:val="es-ES"/>
+        </w:rPr>
+      </w:pPr>
+      <w:r>
+        <w:rPr>
+          <w:lang w:val="es-ES"/>
+        </w:rPr>
+        <w:t>Desarrollar un software funcional que pregunte al usuario su salario mensual, y el monto que desea solicitar, se realizara la validación respecto a las reglas del negocio, para dar una respuesta inmediata de aprobación o rechazo.</w:t>
+      </w:r>
+    </w:p>
+    <w:p>
+      <w:pPr>
+        <w:pStyle w:val="Ttulo1"/>
+        <w:rPr>
+          <w:lang w:val="es-ES"/>
+        </w:rPr>
+      </w:pPr>
+      <w:bookmarkStart w:id="5" w:name="_Toc224287416"/>
+      <w:r>
+        <w:rPr>
+          <w:lang w:val="es-ES"/>
+        </w:rPr>
+        <w:t xml:space="preserve">Objetivos </w:t>
+      </w:r>
+      <w:bookmarkEnd w:id="5"/>
+      <w:r>
+        <w:rPr>
+          <w:lang w:val="es-ES"/>
+        </w:rPr>
+        <w:t>específicos</w:t>
+      </w:r>
+    </w:p>
+    <w:p>
+      <w:r>
+        <w:rPr>
+          <w:b/>
+          <w:bCs/>
+        </w:rPr>
+        <w:t>Implementar un sistema de validación de datos robusto:</w:t>
+      </w:r>
+      <w:r>
+        <w:t xml:space="preserve"> Asegurar </w:t>
+      </w:r>
+      <w:r>
+        <w:t>que los datos que se ingresen sean correctos</w:t>
+      </w:r>
+      <w:r>
+        <w:t xml:space="preserve"> mediante </w:t>
+      </w:r>
+      <w:r>
+        <w:t>“</w:t>
+      </w:r>
+      <w:r>
+        <w:t>try-</w:t>
+      </w:r>
+      <w:proofErr w:type="spellStart"/>
+      <w:r>
+        <w:t>except</w:t>
+      </w:r>
+      <w:proofErr w:type="spellEnd"/>
+      <w:r>
+        <w:t>”</w:t>
+      </w:r>
+      <w:r>
+        <w:t xml:space="preserve"> evitando que el programa finalice </w:t>
+      </w:r>
+      <w:r>
+        <w:t xml:space="preserve">repentinamente </w:t>
+      </w:r>
+      <w:r>
+        <w:t xml:space="preserve">ante </w:t>
+      </w:r>
+      <w:r>
+        <w:t>datos erróneos o no solicitados</w:t>
+      </w:r>
+    </w:p>
+    <w:p>
+      <w:r>
+        <w:t xml:space="preserve"> </w:t>
+      </w:r>
+      <w:r>
+        <w:rPr>
+          <w:b/>
+          <w:bCs/>
+        </w:rPr>
+        <w:t>Automatizar el cálculo</w:t>
+      </w:r>
+      <w:r>
+        <w:rPr>
+          <w:b/>
+          <w:bCs/>
+        </w:rPr>
+        <w:t xml:space="preserve"> de capacidad de préstamos</w:t>
+      </w:r>
+      <w:r>
+        <w:rPr>
+          <w:b/>
+          <w:bCs/>
+        </w:rPr>
+        <w:t>:</w:t>
+      </w:r>
+      <w:r>
+        <w:t xml:space="preserve"> Desarrollar un sistema que calcule el </w:t>
+      </w:r>
+      <w:r>
+        <w:t>préstamo</w:t>
+      </w:r>
+      <w:r>
+        <w:t xml:space="preserve"> máximo respecto al salario mensual del </w:t>
+      </w:r>
+      <w:r>
+        <w:t>usuario.</w:t>
+      </w:r>
+    </w:p>
+    <w:p>
+      <w:r>
+        <w:rPr>
+          <w:b/>
+          <w:bCs/>
+        </w:rPr>
+        <w:t>Hacer la experiencia del usuario placentera</w:t>
+      </w:r>
+      <w:r>
+        <w:rPr>
+          <w:b/>
+          <w:bCs/>
+        </w:rPr>
+        <w:t>:</w:t>
+      </w:r>
+      <w:r>
+        <w:t xml:space="preserve"> Diseñar una interfaz de texto clara que proporcione retroalimentación inmediata, detallando los motivos de rechazo o los </w:t>
+      </w:r>
+      <w:r>
+        <w:lastRenderedPageBreak/>
+        <w:t>saldos disponibles tras una aprobación, y permitiendo la repetición de consultas de forma fluida.</w:t>
+      </w:r>
+    </w:p>
+    <w:p/>
+    <w:p>
+      <w:pPr>
+        <w:pStyle w:val="Ttulo1"/>
+        <w:rPr>
+          <w:lang w:val="es-ES"/>
+        </w:rPr>
+      </w:pPr>
+      <w:bookmarkStart w:id="6" w:name="_Toc224287417"/>
+      <w:r>
+        <w:rPr>
+          <w:lang w:val="es-ES"/>
+        </w:rPr>
+        <w:t>Diagrama de flujo</w:t>
+      </w:r>
+      <w:bookmarkEnd w:id="6"/>
+    </w:p>
     <w:p>
       <w:pPr>
         <w:rPr>
           <w:sz w:val="32"/>
           <w:szCs w:val="32"/>
-          <w:lang w:val="es-ES"/>
         </w:rPr>
       </w:pPr>
       <w:r>
         <w:rPr>
           <w:sz w:val="32"/>
           <w:szCs w:val="32"/>
-          <w:lang w:val="es-ES"/>
-        </w:rPr>
-        <w:lastRenderedPageBreak/>
-        <w:t>Introducción</w:t>
-      </w:r>
-    </w:p>
-    <w:p>
-      <w:pPr>
-        <w:rPr>
-          <w:lang w:val="es-ES"/>
-        </w:rPr>
-      </w:pPr>
-      <w:r>
-        <w:rPr>
-          <w:lang w:val="es-ES"/>
-        </w:rPr>
-        <w:t>Este un proyecto que actúa como filtro para determinar si una persona es apta o no, para recibir un préstamo, basándose en los ingresos de esta persona.</w:t>
-      </w:r>
-    </w:p>
-    <w:p>
-      <w:pPr>
-        <w:rPr>
-          <w:sz w:val="32"/>
-          <w:szCs w:val="32"/>
-          <w:lang w:val="es-ES"/>
-        </w:rPr>
-      </w:pPr>
-      <w:r>
-        <w:rPr>
-          <w:sz w:val="32"/>
-          <w:szCs w:val="32"/>
-          <w:lang w:val="es-ES"/>
-        </w:rPr>
-        <w:t>Justificación</w:t>
-      </w:r>
-    </w:p>
-    <w:p>
-      <w:pPr>
-        <w:rPr>
-          <w:lang w:val="es-ES"/>
-        </w:rPr>
-      </w:pPr>
-      <w:r>
-        <w:rPr>
-          <w:lang w:val="es-ES"/>
-        </w:rPr>
-        <w:t>La automatización de un sistema evita que haya la posibilidad de un error humano, así como también evita que por alguna ocasión se salga de las reglas.</w:t>
-      </w:r>
-    </w:p>
-    <w:p>
-      <w:pPr>
-        <w:rPr>
-          <w:sz w:val="32"/>
-          <w:szCs w:val="32"/>
-          <w:lang w:val="es-ES"/>
-        </w:rPr>
-      </w:pPr>
-      <w:r>
-        <w:rPr>
-          <w:sz w:val="32"/>
-          <w:szCs w:val="32"/>
-          <w:lang w:val="es-ES"/>
-        </w:rPr>
-        <w:t>Definición del Problema</w:t>
-      </w:r>
-    </w:p>
-    <w:p>
-      <w:pPr>
-        <w:rPr>
-          <w:lang w:val="es-ES"/>
-        </w:rPr>
-      </w:pPr>
-      <w:r>
-        <w:rPr>
-          <w:lang w:val="es-ES"/>
-        </w:rPr>
-        <w:t>Un banco actualmente necesita tener mas rapidez a la hora de aceptar un préstamo o no hacerlo, ya que, empezó a tener demasiadas solicitudes en muy poco tiempo, también evitar sobreendeudamiento (cuando un préstamo es muy superior al salario mensual de la persona), porque aumenta el riesgo de que la persona no pague.</w:t>
-      </w:r>
-    </w:p>
-    <w:p>
-      <w:pPr>
-        <w:rPr>
-          <w:sz w:val="32"/>
-          <w:szCs w:val="32"/>
-          <w:lang w:val="es-ES"/>
-        </w:rPr>
-      </w:pPr>
-      <w:r>
-        <w:rPr>
-          <w:sz w:val="32"/>
-          <w:szCs w:val="32"/>
-          <w:lang w:val="es-ES"/>
-        </w:rPr>
-        <w:t>Contexto</w:t>
-      </w:r>
-    </w:p>
-    <w:p>
-      <w:pPr>
-        <w:rPr>
-          <w:lang w:val="es-ES"/>
-        </w:rPr>
-      </w:pPr>
-      <w:r>
-        <w:rPr>
-          <w:lang w:val="es-ES"/>
-        </w:rPr>
-        <w:t>El software se basa en atención al cliente, se reciben datos financieros básicos para lograr una respuesta instantánea de aprobación o rechazo.</w:t>
-      </w:r>
-    </w:p>
-    <w:p>
-      <w:pPr>
-        <w:rPr>
-          <w:sz w:val="32"/>
-          <w:szCs w:val="32"/>
-          <w:lang w:val="es-ES"/>
-        </w:rPr>
-      </w:pPr>
-      <w:r>
-        <w:rPr>
-          <w:sz w:val="32"/>
-          <w:szCs w:val="32"/>
-          <w:lang w:val="es-ES"/>
-        </w:rPr>
-        <w:t>Objetivo</w:t>
-      </w:r>
-    </w:p>
-    <w:p>
-      <w:pPr>
-        <w:rPr>
-          <w:lang w:val="es-ES"/>
-        </w:rPr>
-      </w:pPr>
-      <w:r>
-        <w:rPr>
-          <w:lang w:val="es-ES"/>
-        </w:rPr>
-        <w:t>Desarrollar un software funcional que pregunte al usuario su salario mensual, y el monto que desea solicitar, se realizara la validación respecto a las reglas del negocio, para dar una respuesta inmediata de aprobación o rechazo.</w:t>
-      </w:r>
-    </w:p>
-    <w:p>
-      <w:pPr>
-        <w:rPr>
-          <w:sz w:val="32"/>
-          <w:szCs w:val="32"/>
-          <w:lang w:val="es-ES"/>
-        </w:rPr>
-      </w:pPr>
-      <w:r>
-        <w:rPr>
-          <w:sz w:val="32"/>
-          <w:szCs w:val="32"/>
-          <w:lang w:val="es-ES"/>
-        </w:rPr>
-        <w:t xml:space="preserve">Objetivos </w:t>
-      </w:r>
-      <w:proofErr w:type="spellStart"/>
-      <w:r>
-        <w:rPr>
-          <w:sz w:val="32"/>
-          <w:szCs w:val="32"/>
-          <w:lang w:val="es-ES"/>
-        </w:rPr>
-        <w:t>especificos</w:t>
-      </w:r>
-      <w:proofErr w:type="spellEnd"/>
-    </w:p>
-    <w:p>
-      <w:r>
-        <w:rPr>
-          <w:b/>
-          <w:bCs/>
-        </w:rPr>
-        <w:t>Implementar un sistema de validación de datos robusto:</w:t>
-      </w:r>
-      <w:r>
-        <w:t xml:space="preserve"> Asegurar </w:t>
-      </w:r>
-      <w:r>
-        <w:t>que los datos que se ingresen sean correctos</w:t>
-      </w:r>
-      <w:r>
-        <w:t xml:space="preserve"> mediante </w:t>
-      </w:r>
-      <w:r>
-        <w:t>“</w:t>
-      </w:r>
-      <w:r>
-        <w:t>try-</w:t>
-      </w:r>
-      <w:proofErr w:type="spellStart"/>
-      <w:r>
-        <w:t>except</w:t>
-      </w:r>
-      <w:proofErr w:type="spellEnd"/>
-      <w:r>
-        <w:t>”</w:t>
-      </w:r>
-      <w:r>
-        <w:t xml:space="preserve"> evitando que el programa finalice </w:t>
-      </w:r>
-      <w:r>
-        <w:t xml:space="preserve">repentinamente </w:t>
-      </w:r>
-      <w:r>
-        <w:t xml:space="preserve">ante </w:t>
-      </w:r>
-      <w:r>
-        <w:t>datos erróneos o no solicitados</w:t>
-      </w:r>
-    </w:p>
-    <w:p>
-      <w:r>
-        <w:t xml:space="preserve"> </w:t>
-      </w:r>
-      <w:r>
-        <w:rPr>
-          <w:b/>
-          <w:bCs/>
-        </w:rPr>
-        <w:t>Automatizar el cálculo</w:t>
-      </w:r>
-      <w:r>
-        <w:rPr>
-          <w:b/>
-          <w:bCs/>
-        </w:rPr>
-        <w:t xml:space="preserve"> de capacidad de préstamos</w:t>
-      </w:r>
-      <w:r>
-        <w:rPr>
-          <w:b/>
-          <w:bCs/>
-        </w:rPr>
-        <w:t>:</w:t>
-      </w:r>
-      <w:r>
-        <w:t xml:space="preserve"> Desarrollar un sistema que calcule el </w:t>
-      </w:r>
-      <w:proofErr w:type="spellStart"/>
-      <w:r>
-        <w:t>prestamo</w:t>
-      </w:r>
-      <w:proofErr w:type="spellEnd"/>
-      <w:r>
-        <w:t xml:space="preserve"> máximo respecto al salario mensual del </w:t>
-      </w:r>
-      <w:proofErr w:type="gramStart"/>
-      <w:r>
-        <w:t xml:space="preserve">usuario </w:t>
-      </w:r>
-      <w:r>
-        <w:t>.</w:t>
-      </w:r>
-      <w:proofErr w:type="gramEnd"/>
-    </w:p>
-    <w:p>
-      <w:r>
-        <w:rPr>
-          <w:b/>
-          <w:bCs/>
-        </w:rPr>
-        <w:t>Hacer la experiencia del usuario placentera</w:t>
-      </w:r>
-      <w:r>
-        <w:rPr>
-          <w:b/>
-          <w:bCs/>
-        </w:rPr>
-        <w:t>:</w:t>
-      </w:r>
-      <w:r>
-        <w:t xml:space="preserve"> Diseñar una interfaz de texto clara que proporcione retroalimentación inmediata, detallando los motivos de rechazo o los saldos disponibles tras una aprobación, y permitiendo la repetición de consultas de forma fluida.</w:t>
-      </w:r>
-    </w:p>
-    <w:p/>
-    <w:p>
-      <w:pPr>
-        <w:rPr>
-          <w:sz w:val="32"/>
-          <w:szCs w:val="32"/>
-          <w:lang w:val="es-ES"/>
-        </w:rPr>
-      </w:pPr>
-      <w:r>
-        <w:rPr>
-          <w:sz w:val="32"/>
-          <w:szCs w:val="32"/>
-          <w:lang w:val="es-ES"/>
-        </w:rPr>
-        <w:lastRenderedPageBreak/>
-        <w:t>Diagrama de flujo</w:t>
-      </w:r>
-    </w:p>
-    <w:p>
-      <w:pPr>
-        <w:rPr>
-          <w:sz w:val="32"/>
-          <w:szCs w:val="32"/>
-        </w:rPr>
-      </w:pPr>
-      <w:r>
-        <w:rPr>
-          <w:sz w:val="32"/>
-          <w:szCs w:val="32"/>
         </w:rPr>
         <w:drawing>
-          <wp:inline distT="0" distB="0" distL="0" distR="0" wp14:anchorId="7D1A0E7A" wp14:editId="6728AD00">
-            <wp:extent cx="4140069" cy="7758752"/>
-            <wp:effectExtent l="0" t="0" r="0" b="0"/>
-            <wp:docPr id="895437814" name="Imagen 2"/>
+          <wp:inline distT="0" distB="0" distL="0" distR="0" wp14:anchorId="3484E247" wp14:editId="56CAB864">
+            <wp:extent cx="5612130" cy="3628390"/>
+            <wp:effectExtent l="0" t="0" r="7620" b="0"/>
+            <wp:docPr id="1063883767" name="Imagen 1"/>
             <wp:cNvGraphicFramePr>
               <a:graphicFrameLocks xmlns:a="http://schemas.openxmlformats.org/drawingml/2006/main" noChangeAspect="1"/>
             </wp:cNvGraphicFramePr>
@@ -579,36 +1421,23 @@
               <a:graphicData uri="http://schemas.openxmlformats.org/drawingml/2006/picture">
                 <pic:pic xmlns:pic="http://schemas.openxmlformats.org/drawingml/2006/picture">
                   <pic:nvPicPr>
-                    <pic:cNvPr id="0" name="Picture 6"/>
-                    <pic:cNvPicPr>
-                      <a:picLocks noChangeAspect="1" noChangeArrowheads="1"/>
-                    </pic:cNvPicPr>
+                    <pic:cNvPr id="1063883767" name=""/>
+                    <pic:cNvPicPr/>
                   </pic:nvPicPr>
                   <pic:blipFill>
-                    <a:blip r:embed="rId4">
-                      <a:extLst>
-                        <a:ext uri="{28A0092B-C50C-407E-A947-70E740481C1C}">
-                          <a14:useLocalDpi xmlns:a14="http://schemas.microsoft.com/office/drawing/2010/main" val="0"/>
-                        </a:ext>
-                      </a:extLst>
-                    </a:blip>
-                    <a:srcRect/>
+                    <a:blip r:embed="rId5"/>
                     <a:stretch>
                       <a:fillRect/>
                     </a:stretch>
                   </pic:blipFill>
-                  <pic:spPr bwMode="auto">
+                  <pic:spPr>
                     <a:xfrm>
                       <a:off x="0" y="0"/>
-                      <a:ext cx="4154920" cy="7786583"/>
+                      <a:ext cx="5612130" cy="3628390"/>
                     </a:xfrm>
                     <a:prstGeom prst="rect">
                       <a:avLst/>
                     </a:prstGeom>
-                    <a:noFill/>
-                    <a:ln>
-                      <a:noFill/>
-                    </a:ln>
                   </pic:spPr>
                 </pic:pic>
               </a:graphicData>
@@ -619,21 +1448,57 @@
     </w:p>
     <w:p>
       <w:pPr>
-        <w:rPr>
-          <w:sz w:val="32"/>
-          <w:szCs w:val="32"/>
-          <w:lang w:val="es-ES"/>
-        </w:rPr>
-      </w:pPr>
-      <w:r>
-        <w:rPr>
-          <w:sz w:val="32"/>
-          <w:szCs w:val="32"/>
-          <w:lang w:val="es-ES"/>
-        </w:rPr>
-        <w:lastRenderedPageBreak/>
+        <w:pStyle w:val="Ttulo1"/>
+        <w:rPr>
+          <w:lang w:val="es-ES"/>
+        </w:rPr>
+      </w:pPr>
+      <w:bookmarkStart w:id="7" w:name="_Toc224287418"/>
+    </w:p>
+    <w:p>
+      <w:pPr>
+        <w:pStyle w:val="Ttulo1"/>
+        <w:rPr>
+          <w:lang w:val="es-ES"/>
+        </w:rPr>
+      </w:pPr>
+    </w:p>
+    <w:p>
+      <w:pPr>
+        <w:rPr>
+          <w:lang w:val="es-ES"/>
+        </w:rPr>
+      </w:pPr>
+    </w:p>
+    <w:p>
+      <w:pPr>
+        <w:rPr>
+          <w:lang w:val="es-ES"/>
+        </w:rPr>
+      </w:pPr>
+    </w:p>
+    <w:p>
+      <w:pPr>
+        <w:pStyle w:val="Ttulo1"/>
+        <w:rPr>
+          <w:lang w:val="es-ES"/>
+        </w:rPr>
+      </w:pPr>
+    </w:p>
+    <w:p>
+      <w:pPr>
+        <w:pStyle w:val="Ttulo1"/>
+        <w:rPr>
+          <w:lang w:val="es-ES"/>
+        </w:rPr>
+      </w:pPr>
+      <w:r>
+        <w:rPr>
+          <w:lang w:val="es-ES"/>
+        </w:rPr>
         <w:t>Conclusión</w:t>
       </w:r>
+      <w:bookmarkEnd w:id="7"/>
     </w:p>
     <w:p>
       <w:pPr>
@@ -647,14 +1512,12 @@
         </w:rPr>
         <w:t xml:space="preserve">Este software generara eficiencia y eliminara la mayoría de </w:t>
       </w:r>
-      <w:proofErr w:type="gramStart"/>
-      <w:r>
-        <w:rPr>
-          <w:lang w:val="es-ES"/>
-        </w:rPr>
-        <w:t>errores</w:t>
-      </w:r>
-      <w:proofErr w:type="gramEnd"/>
+      <w:r>
+        <w:rPr>
+          <w:lang w:val="es-ES"/>
+        </w:rPr>
+        <w:t>los errores</w:t>
+      </w:r>
       <w:r>
         <w:rPr>
           <w:lang w:val="es-ES"/>
@@ -664,20 +1527,19 @@
     </w:p>
     <w:p>
       <w:pPr>
-        <w:rPr>
-          <w:sz w:val="32"/>
-          <w:szCs w:val="32"/>
-          <w:lang w:val="es-ES"/>
-        </w:rPr>
-      </w:pPr>
-      <w:r>
-        <w:rPr>
-          <w:sz w:val="32"/>
-          <w:szCs w:val="32"/>
+        <w:pStyle w:val="Ttulo1"/>
+        <w:rPr>
+          <w:lang w:val="es-ES"/>
+        </w:rPr>
+      </w:pPr>
+      <w:bookmarkStart w:id="8" w:name="_Toc224287419"/>
+      <w:r>
+        <w:rPr>
           <w:lang w:val="es-ES"/>
         </w:rPr>
         <w:t>Reglas de negocio</w:t>
       </w:r>
+      <w:bookmarkEnd w:id="8"/>
     </w:p>
     <w:p>
       <w:r>
@@ -820,6 +1682,17 @@
     <w:p/>
     <w:p/>
     <w:p/>
+    <w:p/>
+    <w:p>
+      <w:pPr>
+        <w:pStyle w:val="Ttulo1"/>
+      </w:pPr>
+      <w:bookmarkStart w:id="9" w:name="_Toc224287420"/>
+      <w:r>
+        <w:t>VARIABLES</w:t>
+      </w:r>
+      <w:bookmarkEnd w:id="9"/>
+    </w:p>
     <w:tbl>
       <w:tblPr>
         <w:tblW w:w="0" w:type="dxa"/>
@@ -872,7 +1745,6 @@
                 <w:sz w:val="32"/>
                 <w:szCs w:val="32"/>
               </w:rPr>
-              <w:lastRenderedPageBreak/>
               <w:t>Tipo</w:t>
             </w:r>
           </w:p>
@@ -1937,7 +2809,15 @@
                 <w:sz w:val="32"/>
                 <w:szCs w:val="32"/>
               </w:rPr>
-              <w:t>Textos dinámicos que informan si el crédito fue aprobado, rechazado, los montos y las alertas de error.</w:t>
+              <w:t xml:space="preserve">Textos dinámicos que informan si el crédito fue aprobado, rechazado, los </w:t>
+            </w:r>
+            <w:r>
+              <w:rPr>
+                <w:sz w:val="32"/>
+                <w:szCs w:val="32"/>
+              </w:rPr>
+              <w:lastRenderedPageBreak/>
+              <w:t>montos y las alertas de error.</w:t>
             </w:r>
           </w:p>
         </w:tc>
@@ -2564,6 +3444,7 @@
   <w:style w:type="character" w:default="1" w:styleId="Fuentedeprrafopredeter">
     <w:name w:val="Default Paragraph Font"/>
     <w:uiPriority w:val="1"/>
+    <w:semiHidden/>
     <w:unhideWhenUsed/>
   </w:style>
   <w:style w:type="table" w:default="1" w:styleId="Tablanormal">
@@ -2875,6 +3756,49 @@
       <w:smallCaps/>
       <w:color w:val="0F4761" w:themeColor="accent1" w:themeShade="BF"/>
       <w:spacing w:val="5"/>
+    </w:rPr>
+  </w:style>
+  <w:style w:type="paragraph" w:styleId="TtuloTDC">
+    <w:name w:val="TOC Heading"/>
+    <w:basedOn w:val="Ttulo1"/>
+    <w:next w:val="Normal"/>
+    <w:uiPriority w:val="39"/>
+    <w:unhideWhenUsed/>
+    <w:qFormat/>
+    <w:rsid w:val="00F957F4"/>
+    <w:pPr>
+      <w:spacing w:before="240" w:after="0" w:line="259" w:lineRule="auto"/>
+      <w:outlineLvl w:val="9"/>
+    </w:pPr>
+    <w:rPr>
+      <w:kern w:val="0"/>
+      <w:sz w:val="32"/>
+      <w:szCs w:val="32"/>
+      <w:lang w:eastAsia="es-CO"/>
+      <w14:ligatures w14:val="none"/>
+    </w:rPr>
+  </w:style>
+  <w:style w:type="paragraph" w:styleId="TDC1">
+    <w:name w:val="toc 1"/>
+    <w:basedOn w:val="Normal"/>
+    <w:next w:val="Normal"/>
+    <w:autoRedefine/>
+    <w:uiPriority w:val="39"/>
+    <w:unhideWhenUsed/>
+    <w:rsid w:val="00F957F4"/>
+    <w:pPr>
+      <w:spacing w:after="100"/>
+    </w:pPr>
+  </w:style>
+  <w:style w:type="character" w:styleId="Hipervnculo">
+    <w:name w:val="Hyperlink"/>
+    <w:basedOn w:val="Fuentedeprrafopredeter"/>
+    <w:uiPriority w:val="99"/>
+    <w:unhideWhenUsed/>
+    <w:rsid w:val="00F957F4"/>
+    <w:rPr>
+      <w:color w:val="467886" w:themeColor="hyperlink"/>
+      <w:u w:val="single"/>
     </w:rPr>
   </w:style>
 </w:styles>
@@ -3193,4 +4117,16 @@
     </a:ext>
   </a:extLst>
 </a:theme>
+</file>
+
+<file path=customXml/item1.xml><?xml version="1.0" encoding="utf-8"?>
+<b:Sources xmlns:b="http://schemas.openxmlformats.org/officeDocument/2006/bibliography" xmlns="http://schemas.openxmlformats.org/officeDocument/2006/bibliography" SelectedStyle="\APASixthEditionOfficeOnline.xsl" StyleName="APA" Version="6"/>
+</file>
+
+<file path=customXml/itemProps1.xml><?xml version="1.0" encoding="utf-8"?>
+<ds:datastoreItem xmlns:ds="http://schemas.openxmlformats.org/officeDocument/2006/customXml" ds:itemID="{6974189F-6A8B-49D0-A8F0-132E1EC367A4}">
+  <ds:schemaRefs>
+    <ds:schemaRef ds:uri="http://schemas.openxmlformats.org/officeDocument/2006/bibliography"/>
+  </ds:schemaRefs>
+</ds:datastoreItem>
 </file>